--- a/Courses/Software-Sciences/IT-Module-3-Web-Design/24-Final-Quiz/24.1-Final-Quiz.docx
+++ b/Courses/Software-Sciences/IT-Module-3-Web-Design/24-Final-Quiz/24.1-Final-Quiz.docx
@@ -75,16 +75,16 @@
           <w:noProof/>
         </w:rPr>
         <w:drawing>
-          <wp:anchor distT="0" distB="0" distL="114300" distR="114300" simplePos="0" relativeHeight="251658240" behindDoc="0" locked="0" layoutInCell="1" allowOverlap="1" wp14:anchorId="73F5C6D6" wp14:editId="4E604C4A">
-            <wp:simplePos x="689317" y="1463040"/>
+          <wp:anchor distT="0" distB="0" distL="114300" distR="114300" simplePos="0" relativeHeight="251658240" behindDoc="0" locked="0" layoutInCell="1" allowOverlap="1" wp14:anchorId="73F5C6D6" wp14:editId="7CFB6C71">
+            <wp:simplePos x="0" y="0"/>
             <wp:positionH relativeFrom="column">
-              <wp:align>left</wp:align>
+              <wp:posOffset>4445</wp:posOffset>
             </wp:positionH>
             <wp:positionV relativeFrom="paragraph">
-              <wp:align>top</wp:align>
+              <wp:posOffset>9525</wp:posOffset>
             </wp:positionV>
-            <wp:extent cx="947049" cy="441820"/>
-            <wp:effectExtent l="0" t="0" r="0" b="3175"/>
+            <wp:extent cx="946785" cy="423545"/>
+            <wp:effectExtent l="0" t="0" r="5715" b="0"/>
             <wp:wrapSquare wrapText="bothSides"/>
             <wp:docPr id="470543985" name="Picture 1"/>
             <wp:cNvGraphicFramePr>
@@ -114,7 +114,7 @@
                   <pic:spPr bwMode="auto">
                     <a:xfrm>
                       <a:off x="0" y="0"/>
-                      <a:ext cx="947049" cy="441820"/>
+                      <a:ext cx="946785" cy="423545"/>
                     </a:xfrm>
                     <a:prstGeom prst="rect">
                       <a:avLst/>
@@ -127,6 +127,9 @@
                 </pic:pic>
               </a:graphicData>
             </a:graphic>
+            <wp14:sizeRelV relativeFrom="margin">
+              <wp14:pctHeight>0</wp14:pctHeight>
+            </wp14:sizeRelV>
           </wp:anchor>
         </w:drawing>
       </w:r>
